--- a/tillsyn/A 69142-2021 tillsynsbegäran.docx
+++ b/tillsyn/A 69142-2021 tillsynsbegäran.docx
@@ -65,7 +65,7 @@
     </w:p>
     <w:p>
       <w:r>
-        <w:t>I avverkningsanmälan finns fynd av 10 naturvårdsarter, varav 5 är rödlistade, 10 är fridlysta och 1 är typisk (T): grönfink (VU, §4), björktrast (NT, §4), ladusvala (NT, §4), sädesärla (NT, §4), talltita (NT, §4), spillkråka (T, §4), grönsiska (§4), skogsduva (§4), svartvit flugsnappare (§4) och trana (§4). Se Figur 1.</w:t>
+        <w:t>I avverkningsanmälan finns fynd av 11 naturvårdsarter, varav 5 är rödlistade, 11 är fridlysta och 1 är typisk (T): grönfink (VU, §4), björktrast (NT, §4), ladusvala (NT, §4), sädesärla (NT, §4), talltita (NT, §4), spillkråka (T, §4), grönsiska (§4), skogsduva (§4), svartvit flugsnappare (§4), trana (§4) och fläcknycklar (§8). Se Figur 1.</w:t>
       </w:r>
     </w:p>
     <w:p>
@@ -494,7 +494,7 @@
     <w:r>
       <w:tab/>
       <w:tab/>
-      <w:t>2026-09-14</w:t>
+      <w:t>2026-09-15</w:t>
       <w:br/>
       <w:br/>
     </w:r>

--- a/tillsyn/A 69142-2021 tillsynsbegäran.docx
+++ b/tillsyn/A 69142-2021 tillsynsbegäran.docx
@@ -494,7 +494,7 @@
     <w:r>
       <w:tab/>
       <w:tab/>
-      <w:t>2026-09-15</w:t>
+      <w:t>2026-09-16</w:t>
       <w:br/>
       <w:br/>
     </w:r>

--- a/tillsyn/A 69142-2021 tillsynsbegäran.docx
+++ b/tillsyn/A 69142-2021 tillsynsbegäran.docx
@@ -494,7 +494,7 @@
     <w:r>
       <w:tab/>
       <w:tab/>
-      <w:t>2026-09-16</w:t>
+      <w:t>2026-09-17</w:t>
       <w:br/>
       <w:br/>
     </w:r>

--- a/tillsyn/A 69142-2021 tillsynsbegäran.docx
+++ b/tillsyn/A 69142-2021 tillsynsbegäran.docx
@@ -494,7 +494,7 @@
     <w:r>
       <w:tab/>
       <w:tab/>
-      <w:t>2026-09-17</w:t>
+      <w:t>2026-09-18</w:t>
       <w:br/>
       <w:br/>
     </w:r>

--- a/tillsyn/A 69142-2021 tillsynsbegäran.docx
+++ b/tillsyn/A 69142-2021 tillsynsbegäran.docx
@@ -494,7 +494,7 @@
     <w:r>
       <w:tab/>
       <w:tab/>
-      <w:t>2026-09-18</w:t>
+      <w:t>2026-09-19</w:t>
       <w:br/>
       <w:br/>
     </w:r>

--- a/tillsyn/A 69142-2021 tillsynsbegäran.docx
+++ b/tillsyn/A 69142-2021 tillsynsbegäran.docx
@@ -494,7 +494,7 @@
     <w:r>
       <w:tab/>
       <w:tab/>
-      <w:t>2026-09-19</w:t>
+      <w:t>2026-09-21</w:t>
       <w:br/>
       <w:br/>
     </w:r>

--- a/tillsyn/A 69142-2021 tillsynsbegäran.docx
+++ b/tillsyn/A 69142-2021 tillsynsbegäran.docx
@@ -494,7 +494,7 @@
     <w:r>
       <w:tab/>
       <w:tab/>
-      <w:t>2026-09-21</w:t>
+      <w:t>2026-09-23</w:t>
       <w:br/>
       <w:br/>
     </w:r>

--- a/tillsyn/A 69142-2021 tillsynsbegäran.docx
+++ b/tillsyn/A 69142-2021 tillsynsbegäran.docx
@@ -494,7 +494,7 @@
     <w:r>
       <w:tab/>
       <w:tab/>
-      <w:t>2026-09-23</w:t>
+      <w:t>2026-09-24</w:t>
       <w:br/>
       <w:br/>
     </w:r>

--- a/tillsyn/A 69142-2021 tillsynsbegäran.docx
+++ b/tillsyn/A 69142-2021 tillsynsbegäran.docx
@@ -494,7 +494,7 @@
     <w:r>
       <w:tab/>
       <w:tab/>
-      <w:t>2026-09-24</w:t>
+      <w:t>2026-09-25</w:t>
       <w:br/>
       <w:br/>
     </w:r>

--- a/tillsyn/A 69142-2021 tillsynsbegäran.docx
+++ b/tillsyn/A 69142-2021 tillsynsbegäran.docx
@@ -494,7 +494,7 @@
     <w:r>
       <w:tab/>
       <w:tab/>
-      <w:t>2026-09-25</w:t>
+      <w:t>2026-09-26</w:t>
       <w:br/>
       <w:br/>
     </w:r>

--- a/tillsyn/A 69142-2021 tillsynsbegäran.docx
+++ b/tillsyn/A 69142-2021 tillsynsbegäran.docx
@@ -494,7 +494,7 @@
     <w:r>
       <w:tab/>
       <w:tab/>
-      <w:t>2026-09-26</w:t>
+      <w:t>2026-09-27</w:t>
       <w:br/>
       <w:br/>
     </w:r>

--- a/tillsyn/A 69142-2021 tillsynsbegäran.docx
+++ b/tillsyn/A 69142-2021 tillsynsbegäran.docx
@@ -494,7 +494,7 @@
     <w:r>
       <w:tab/>
       <w:tab/>
-      <w:t>2026-09-27</w:t>
+      <w:t>2026-09-28</w:t>
       <w:br/>
       <w:br/>
     </w:r>

--- a/tillsyn/A 69142-2021 tillsynsbegäran.docx
+++ b/tillsyn/A 69142-2021 tillsynsbegäran.docx
@@ -494,7 +494,7 @@
     <w:r>
       <w:tab/>
       <w:tab/>
-      <w:t>2026-09-28</w:t>
+      <w:t>2026-09-29</w:t>
       <w:br/>
       <w:br/>
     </w:r>

--- a/tillsyn/A 69142-2021 tillsynsbegäran.docx
+++ b/tillsyn/A 69142-2021 tillsynsbegäran.docx
@@ -494,7 +494,7 @@
     <w:r>
       <w:tab/>
       <w:tab/>
-      <w:t>2026-09-29</w:t>
+      <w:t>2026-09-30</w:t>
       <w:br/>
       <w:br/>
     </w:r>

--- a/tillsyn/A 69142-2021 tillsynsbegäran.docx
+++ b/tillsyn/A 69142-2021 tillsynsbegäran.docx
@@ -494,7 +494,7 @@
     <w:r>
       <w:tab/>
       <w:tab/>
-      <w:t>2026-09-30</w:t>
+      <w:t>2026-10-01</w:t>
       <w:br/>
       <w:br/>
     </w:r>

--- a/tillsyn/A 69142-2021 tillsynsbegäran.docx
+++ b/tillsyn/A 69142-2021 tillsynsbegäran.docx
@@ -494,7 +494,7 @@
     <w:r>
       <w:tab/>
       <w:tab/>
-      <w:t>2026-10-01</w:t>
+      <w:t>2026-10-02</w:t>
       <w:br/>
       <w:br/>
     </w:r>

--- a/tillsyn/A 69142-2021 tillsynsbegäran.docx
+++ b/tillsyn/A 69142-2021 tillsynsbegäran.docx
@@ -494,7 +494,7 @@
     <w:r>
       <w:tab/>
       <w:tab/>
-      <w:t>2026-10-02</w:t>
+      <w:t>2026-10-03</w:t>
       <w:br/>
       <w:br/>
     </w:r>

--- a/tillsyn/A 69142-2021 tillsynsbegäran.docx
+++ b/tillsyn/A 69142-2021 tillsynsbegäran.docx
@@ -494,7 +494,7 @@
     <w:r>
       <w:tab/>
       <w:tab/>
-      <w:t>2026-10-03</w:t>
+      <w:t>2026-10-04</w:t>
       <w:br/>
       <w:br/>
     </w:r>

--- a/tillsyn/A 69142-2021 tillsynsbegäran.docx
+++ b/tillsyn/A 69142-2021 tillsynsbegäran.docx
@@ -494,7 +494,7 @@
     <w:r>
       <w:tab/>
       <w:tab/>
-      <w:t>2026-10-04</w:t>
+      <w:t>2026-10-05</w:t>
       <w:br/>
       <w:br/>
     </w:r>

--- a/tillsyn/A 69142-2021 tillsynsbegäran.docx
+++ b/tillsyn/A 69142-2021 tillsynsbegäran.docx
@@ -494,7 +494,7 @@
     <w:r>
       <w:tab/>
       <w:tab/>
-      <w:t>2026-10-05</w:t>
+      <w:t>2026-10-06</w:t>
       <w:br/>
       <w:br/>
     </w:r>

--- a/tillsyn/A 69142-2021 tillsynsbegäran.docx
+++ b/tillsyn/A 69142-2021 tillsynsbegäran.docx
@@ -494,7 +494,7 @@
     <w:r>
       <w:tab/>
       <w:tab/>
-      <w:t>2026-10-06</w:t>
+      <w:t>2026-10-07</w:t>
       <w:br/>
       <w:br/>
     </w:r>

--- a/tillsyn/A 69142-2021 tillsynsbegäran.docx
+++ b/tillsyn/A 69142-2021 tillsynsbegäran.docx
@@ -494,7 +494,7 @@
     <w:r>
       <w:tab/>
       <w:tab/>
-      <w:t>2026-10-07</w:t>
+      <w:t>2026-10-08</w:t>
       <w:br/>
       <w:br/>
     </w:r>

--- a/tillsyn/A 69142-2021 tillsynsbegäran.docx
+++ b/tillsyn/A 69142-2021 tillsynsbegäran.docx
@@ -494,7 +494,7 @@
     <w:r>
       <w:tab/>
       <w:tab/>
-      <w:t>2026-10-08</w:t>
+      <w:t>2026-10-09</w:t>
       <w:br/>
       <w:br/>
     </w:r>

--- a/tillsyn/A 69142-2021 tillsynsbegäran.docx
+++ b/tillsyn/A 69142-2021 tillsynsbegäran.docx
@@ -494,7 +494,7 @@
     <w:r>
       <w:tab/>
       <w:tab/>
-      <w:t>2026-10-09</w:t>
+      <w:t>2026-10-10</w:t>
       <w:br/>
       <w:br/>
     </w:r>

--- a/tillsyn/A 69142-2021 tillsynsbegäran.docx
+++ b/tillsyn/A 69142-2021 tillsynsbegäran.docx
@@ -494,7 +494,7 @@
     <w:r>
       <w:tab/>
       <w:tab/>
-      <w:t>2026-10-10</w:t>
+      <w:t>2026-10-11</w:t>
       <w:br/>
       <w:br/>
     </w:r>

--- a/tillsyn/A 69142-2021 tillsynsbegäran.docx
+++ b/tillsyn/A 69142-2021 tillsynsbegäran.docx
@@ -494,7 +494,7 @@
     <w:r>
       <w:tab/>
       <w:tab/>
-      <w:t>2026-10-11</w:t>
+      <w:t>2026-10-12</w:t>
       <w:br/>
       <w:br/>
     </w:r>

--- a/tillsyn/A 69142-2021 tillsynsbegäran.docx
+++ b/tillsyn/A 69142-2021 tillsynsbegäran.docx
@@ -494,7 +494,7 @@
     <w:r>
       <w:tab/>
       <w:tab/>
-      <w:t>2026-10-12</w:t>
+      <w:t>2026-10-13</w:t>
       <w:br/>
       <w:br/>
     </w:r>

--- a/tillsyn/A 69142-2021 tillsynsbegäran.docx
+++ b/tillsyn/A 69142-2021 tillsynsbegäran.docx
@@ -494,7 +494,7 @@
     <w:r>
       <w:tab/>
       <w:tab/>
-      <w:t>2026-10-13</w:t>
+      <w:t>2026-10-14</w:t>
       <w:br/>
       <w:br/>
     </w:r>

--- a/tillsyn/A 69142-2021 tillsynsbegäran.docx
+++ b/tillsyn/A 69142-2021 tillsynsbegäran.docx
@@ -494,7 +494,7 @@
     <w:r>
       <w:tab/>
       <w:tab/>
-      <w:t>2026-10-14</w:t>
+      <w:t>2026-10-15</w:t>
       <w:br/>
       <w:br/>
     </w:r>

--- a/tillsyn/A 69142-2021 tillsynsbegäran.docx
+++ b/tillsyn/A 69142-2021 tillsynsbegäran.docx
@@ -494,7 +494,7 @@
     <w:r>
       <w:tab/>
       <w:tab/>
-      <w:t>2026-10-15</w:t>
+      <w:t>2026-10-16</w:t>
       <w:br/>
       <w:br/>
     </w:r>

--- a/tillsyn/A 69142-2021 tillsynsbegäran.docx
+++ b/tillsyn/A 69142-2021 tillsynsbegäran.docx
@@ -494,7 +494,7 @@
     <w:r>
       <w:tab/>
       <w:tab/>
-      <w:t>2026-10-16</w:t>
+      <w:t>2026-10-17</w:t>
       <w:br/>
       <w:br/>
     </w:r>

--- a/tillsyn/A 69142-2021 tillsynsbegäran.docx
+++ b/tillsyn/A 69142-2021 tillsynsbegäran.docx
@@ -494,7 +494,7 @@
     <w:r>
       <w:tab/>
       <w:tab/>
-      <w:t>2026-10-17</w:t>
+      <w:t>2026-10-18</w:t>
       <w:br/>
       <w:br/>
     </w:r>

--- a/tillsyn/A 69142-2021 tillsynsbegäran.docx
+++ b/tillsyn/A 69142-2021 tillsynsbegäran.docx
@@ -494,7 +494,7 @@
     <w:r>
       <w:tab/>
       <w:tab/>
-      <w:t>2026-10-18</w:t>
+      <w:t>2026-10-19</w:t>
       <w:br/>
       <w:br/>
     </w:r>

--- a/tillsyn/A 69142-2021 tillsynsbegäran.docx
+++ b/tillsyn/A 69142-2021 tillsynsbegäran.docx
@@ -494,7 +494,7 @@
     <w:r>
       <w:tab/>
       <w:tab/>
-      <w:t>2026-10-19</w:t>
+      <w:t>2026-10-20</w:t>
       <w:br/>
       <w:br/>
     </w:r>

--- a/tillsyn/A 69142-2021 tillsynsbegäran.docx
+++ b/tillsyn/A 69142-2021 tillsynsbegäran.docx
@@ -494,7 +494,7 @@
     <w:r>
       <w:tab/>
       <w:tab/>
-      <w:t>2026-10-20</w:t>
+      <w:t>2026-10-21</w:t>
       <w:br/>
       <w:br/>
     </w:r>

--- a/tillsyn/A 69142-2021 tillsynsbegäran.docx
+++ b/tillsyn/A 69142-2021 tillsynsbegäran.docx
@@ -494,7 +494,7 @@
     <w:r>
       <w:tab/>
       <w:tab/>
-      <w:t>2026-10-21</w:t>
+      <w:t>2026-10-22</w:t>
       <w:br/>
       <w:br/>
     </w:r>

--- a/tillsyn/A 69142-2021 tillsynsbegäran.docx
+++ b/tillsyn/A 69142-2021 tillsynsbegäran.docx
@@ -494,7 +494,7 @@
     <w:r>
       <w:tab/>
       <w:tab/>
-      <w:t>2026-10-22</w:t>
+      <w:t>2026-10-23</w:t>
       <w:br/>
       <w:br/>
     </w:r>

--- a/tillsyn/A 69142-2021 tillsynsbegäran.docx
+++ b/tillsyn/A 69142-2021 tillsynsbegäran.docx
@@ -494,7 +494,7 @@
     <w:r>
       <w:tab/>
       <w:tab/>
-      <w:t>2026-10-23</w:t>
+      <w:t>2026-10-24</w:t>
       <w:br/>
       <w:br/>
     </w:r>

--- a/tillsyn/A 69142-2021 tillsynsbegäran.docx
+++ b/tillsyn/A 69142-2021 tillsynsbegäran.docx
@@ -494,7 +494,7 @@
     <w:r>
       <w:tab/>
       <w:tab/>
-      <w:t>2026-10-24</w:t>
+      <w:t>2026-10-25</w:t>
       <w:br/>
       <w:br/>
     </w:r>

--- a/tillsyn/A 69142-2021 tillsynsbegäran.docx
+++ b/tillsyn/A 69142-2021 tillsynsbegäran.docx
@@ -494,7 +494,7 @@
     <w:r>
       <w:tab/>
       <w:tab/>
-      <w:t>2026-10-25</w:t>
+      <w:t>2026-10-26</w:t>
       <w:br/>
       <w:br/>
     </w:r>

--- a/tillsyn/A 69142-2021 tillsynsbegäran.docx
+++ b/tillsyn/A 69142-2021 tillsynsbegäran.docx
@@ -494,7 +494,7 @@
     <w:r>
       <w:tab/>
       <w:tab/>
-      <w:t>2026-10-26</w:t>
+      <w:t>2026-10-27</w:t>
       <w:br/>
       <w:br/>
     </w:r>

--- a/tillsyn/A 69142-2021 tillsynsbegäran.docx
+++ b/tillsyn/A 69142-2021 tillsynsbegäran.docx
@@ -494,7 +494,7 @@
     <w:r>
       <w:tab/>
       <w:tab/>
-      <w:t>2026-10-27</w:t>
+      <w:t>2026-10-28</w:t>
       <w:br/>
       <w:br/>
     </w:r>

--- a/tillsyn/A 69142-2021 tillsynsbegäran.docx
+++ b/tillsyn/A 69142-2021 tillsynsbegäran.docx
@@ -494,7 +494,7 @@
     <w:r>
       <w:tab/>
       <w:tab/>
-      <w:t>2026-10-28</w:t>
+      <w:t>2026-10-29</w:t>
       <w:br/>
       <w:br/>
     </w:r>

--- a/tillsyn/A 69142-2021 tillsynsbegäran.docx
+++ b/tillsyn/A 69142-2021 tillsynsbegäran.docx
@@ -494,7 +494,7 @@
     <w:r>
       <w:tab/>
       <w:tab/>
-      <w:t>2026-10-29</w:t>
+      <w:t>2026-10-31</w:t>
       <w:br/>
       <w:br/>
     </w:r>
